--- a/Chapter_4_Analysis/Analysis_1_Socio_Economic_Characteristics/Analysis_1_Chapter_4_Results.docx
+++ b/Chapter_4_Analysis/Analysis_1_Socio_Economic_Characteristics/Analysis_1_Chapter_4_Results.docx
@@ -1964,7 +1964,7 @@
     </w:p>
     <w:p>
       <w:r>
-        <w:t>Table 4.2 presents the descriptive statistics for the selected quantitative socio-economic characteristics of the sampled yam farmers. The mean age of the farmers is 46.03 years with a standard deviation of 8.64 years, spanning a minimum age of 30.00 years and a maximum of 63.00 years. This indicates that the yam farming workforce in Akpabuyo LGA is largely comprised of middle-aged individuals who are in their economically active and physically productive years. The dispersion around the mean reflects a moderate variation in age, encompassing both younger adults entering commercial farming and experienced older farmers.</w:t>
+        <w:t>Table 4.2 presents the descriptive statistics for the selected quantitative socio-economic characteristics of the sampled yam farmers. The mean age of the farmers is 46.03 years with a standard deviation of 8.64 years, spanning a minimum age of 30.00 years and a maximum of 63.00 years. This indicates that the yam farming workforce in Akpabuyo LGA largely comprises middle-aged individuals who are in their economically active and physically productive years. The dispersion around the mean reflects a moderate variation in age, encompassing both younger adults entering commercial farming and experienced older farmers.</w:t>
         <w:br/>
         <w:br/>
         <w:t>The average household size among the respondents is 6.23 persons (SD = 1.84), ranging from a minimum of 3.00 persons to a maximum of 10.00 persons. A mean household size of approximately 6 persons reflects relatively large family units, which is typical of rural agrarian communities in Cross River State. Larger household sizes provide a potential pool of family labour for labour-intensive farming operations, although they simultaneously increase household consumption expenditure demands.</w:t>
@@ -2042,7 +2042,7 @@
     </w:p>
     <w:p>
       <w:r>
-        <w:t>Figure 4.1 illustrates the empirical age distribution of yam farmers in Akpabuyo LGA. As visually depicted in the histogram, the age distribution exhibits a classic unimodal pattern centered in the 40–55 years range, with the highest concentration of farmers falling between 42 and 52 years. The distribution tapers off towards both the younger age threshold (30–35 years) and the older age bracket (60–65 years). This structural pattern confirms that yam cultivation in Akpabuyo LGA is principally sustained by mature, middle-aged farmers who possess the physical stamina required for mound cultivation while maintaining established farming experience.</w:t>
+        <w:t>Figure 4.1 illustrates the empirical age distribution of yam farmers in Akpabuyo LGA. As visually depicted in the histogram, the age distribution exhibits a classic unimodal pattern with the highest concentration of farmers in the 45–50 years age bracket. The distribution tapers off towards both the younger age threshold (30–35 years) and the older age bracket (60–65 years). This structural pattern confirms that yam cultivation in Akpabuyo LGA is principally sustained by mature, middle-aged farmers who possess the physical stamina required for mound cultivation while maintaining established farming experience.</w:t>
       </w:r>
     </w:p>
     <w:sectPr>
